--- a/交付成果/第三轮修订版/第三轮4周版/读书会19_戒定慧三学_4周资料包（第三版修订）/Word版/第2周_戒学（二）与定学（一）_主持人版.docx
+++ b/交付成果/第三轮修订版/第三轮4周版/读书会19_戒定慧三学_4周资料包（第三版修订）/Word版/第2周_戒学（二）与定学（一）_主持人版.docx
@@ -11828,6 +11828,242 @@
           <w:b w:val="0"/>
         </w:rPr>
         <w:t>&lt;!--EXT_READ--&gt;</w:t>
+      </w:r>
+    </w:p>
+    <w:p>
+      <w:r>
+        <w:rPr>
+          <w:b/>
+          <w:color w:val="1F3864"/>
+          <w:sz w:val="26"/>
+        </w:rPr>
+        <w:t>🖼 课件原图（源 PDF 渲染·供投屏）</w:t>
+      </w:r>
+    </w:p>
+    <w:p>
+      <w:pPr>
+        <w:ind w:left="170"/>
+        <w:pBdr>
+          <w:left w:val="single" w:sz="18" w:space="4" w:color="1F3864"/>
+        </w:pBdr>
+        <w:shd w:val="clear" w:fill="F2F5FA"/>
+      </w:pPr>
+      <w:r>
+        <w:rPr>
+          <w:b w:val="0"/>
+        </w:rPr>
+        <w:t>下列图片为</w:t>
+      </w:r>
+      <w:r>
+        <w:rPr>
+          <w:b/>
+        </w:rPr>
+        <w:t>方案B（精简渲染）</w:t>
+      </w:r>
+      <w:r>
+        <w:rPr>
+          <w:b w:val="0"/>
+        </w:rPr>
+        <w:t>：每册先出「拼版总图」（整册缩略，供目视定位），再列出</w:t>
+      </w:r>
+      <w:r>
+        <w:rPr>
+          <w:b/>
+        </w:rPr>
+        <w:t>目视定位所得</w:t>
+      </w:r>
+      <w:r>
+        <w:rPr>
+          <w:b w:val="0"/>
+        </w:rPr>
+        <w:t>的图形页（含表格／结构图／流程图／示意图／思维导图／照片等非纯文字页，每册≤12页）。源 PDF 自知识库媒体导出后经 pymupdf 逐页渲染，拼版缩略拼贴生成，供投屏或板书对照；每页标注源材料与页码。</w:t>
+      </w:r>
+      <w:r>
+        <w:rPr>
+          <w:b/>
+        </w:rPr>
+        <w:t>《共读原文》文字一字未改。</w:t>
+      </w:r>
+    </w:p>
+    <w:p>
+      <w:r>
+        <w:rPr>
+          <w:b/>
+        </w:rPr>
+        <w:t>拼版总图（整册缩略·目视定位用）</w:t>
+      </w:r>
+    </w:p>
+    <w:p>
+      <w:pPr>
+        <w:pStyle w:val="ListBullet"/>
+      </w:pPr>
+      <w:r>
+        <w:rPr>
+          <w:b w:val="0"/>
+        </w:rPr>
+        <w:t>《如来禅修学体系89-摄业处分别1（课件）》：![拼版总图·《如来禅修学体系89-摄业处分别1（课件）》](课件原图/拼版_a8f480a7.png)</w:t>
+      </w:r>
+    </w:p>
+    <w:p>
+      <w:pPr>
+        <w:pStyle w:val="ListBullet"/>
+      </w:pPr>
+      <w:r>
+        <w:rPr>
+          <w:b w:val="0"/>
+        </w:rPr>
+        <w:t>《修学入门.pdf·业处篇——入出息念》：![拼版总图·《修学入门.pdf·业处篇——入出息念》](课件原图/拼版_0e535356.png)</w:t>
+      </w:r>
+    </w:p>
+    <w:p>
+      <w:r>
+        <w:rPr>
+          <w:b/>
+        </w:rPr>
+        <w:t>图形页（目视定位所得）</w:t>
+      </w:r>
+    </w:p>
+    <w:p>
+      <w:pPr>
+        <w:pStyle w:val="ListBullet"/>
+      </w:pPr>
+      <w:r>
+        <w:rPr>
+          <w:b w:val="0"/>
+        </w:rPr>
+        <w:t>《如来禅修学体系89-摄业处分别1（课件）》第3页（七清净阶梯结构图）：![课件原图·《如来禅修学体系89-摄业处分别1（课件）》·第3页](课件原图/课件原图_a8f480a7_p03.png)</w:t>
+      </w:r>
+    </w:p>
+    <w:p>
+      <w:pPr>
+        <w:pStyle w:val="ListBullet"/>
+      </w:pPr>
+      <w:r>
+        <w:rPr>
+          <w:b w:val="0"/>
+        </w:rPr>
+        <w:t>《如来禅修学体系89-摄业处分别1（课件）》第4页（「禅修的次第」表格（戒定慧·七清净·十六观智））：![课件原图·《如来禅修学体系89-摄业处分别1（课件）》·第4页](课件原图/课件原图_a8f480a7_p04.png)</w:t>
+      </w:r>
+    </w:p>
+    <w:p>
+      <w:pPr>
+        <w:pStyle w:val="ListBullet"/>
+      </w:pPr>
+      <w:r>
+        <w:rPr>
+          <w:b w:val="0"/>
+        </w:rPr>
+        <w:t>《如来禅修学体系89-摄业处分别1（课件）》第5页（「禅修的次第」表格）：![课件原图·《如来禅修学体系89-摄业处分别1（课件）》·第5页](课件原图/课件原图_a8f480a7_p05.png)</w:t>
+      </w:r>
+    </w:p>
+    <w:p>
+      <w:pPr>
+        <w:pStyle w:val="ListBullet"/>
+      </w:pPr>
+      <w:r>
+        <w:rPr>
+          <w:b w:val="0"/>
+        </w:rPr>
+        <w:t>《如来禅修学体系89-摄业处分别1（课件）》第6页（「禅修的次第」对照表）：![课件原图·《如来禅修学体系89-摄业处分别1（课件）》·第6页](课件原图/课件原图_a8f480a7_p06.png)</w:t>
+      </w:r>
+    </w:p>
+    <w:p>
+      <w:pPr>
+        <w:pStyle w:val="ListBullet"/>
+      </w:pPr>
+      <w:r>
+        <w:rPr>
+          <w:b w:val="0"/>
+        </w:rPr>
+        <w:t>《如来禅修学体系89-摄业处分别1（课件）》第9页（三道知（知／审察／断遍知）表格）：![课件原图·《如来禅修学体系89-摄业处分别1（课件）》·第9页](课件原图/课件原图_a8f480a7_p09.png)</w:t>
+      </w:r>
+    </w:p>
+    <w:p>
+      <w:pPr>
+        <w:pStyle w:val="ListBullet"/>
+      </w:pPr>
+      <w:r>
+        <w:rPr>
+          <w:b w:val="0"/>
+        </w:rPr>
+        <w:t>《如来禅修学体系89-摄业处分别1（课件）》第10页（七清净×十六观智对照表）：![课件原图·《如来禅修学体系89-摄业处分别1（课件）》·第10页](课件原图/课件原图_a8f480a7_p10.png)</w:t>
+      </w:r>
+    </w:p>
+    <w:p>
+      <w:pPr>
+        <w:pStyle w:val="ListBullet"/>
+      </w:pPr>
+      <w:r>
+        <w:rPr>
+          <w:b w:val="0"/>
+        </w:rPr>
+        <w:t>《如来禅修学体系89-摄业处分别1（课件）》第11页（十六观智列表＋对应表）：![课件原图·《如来禅修学体系89-摄业处分别1（课件）》·第11页](课件原图/课件原图_a8f480a7_p11.png)</w:t>
+      </w:r>
+    </w:p>
+    <w:p>
+      <w:pPr>
+        <w:pStyle w:val="ListBullet"/>
+      </w:pPr>
+      <w:r>
+        <w:rPr>
+          <w:b w:val="0"/>
+        </w:rPr>
+        <w:t>《如来禅修学体系89-摄业处分别1（课件）》第12页（结构图＋佛塔照片（成就观智·第一节））：![课件原图·《如来禅修学体系89-摄业处分别1（课件）》·第12页](课件原图/课件原图_a8f480a7_p12.png)</w:t>
+      </w:r>
+    </w:p>
+    <w:p>
+      <w:pPr>
+        <w:pStyle w:val="ListBullet"/>
+      </w:pPr>
+      <w:r>
+        <w:rPr>
+          <w:b w:val="0"/>
+        </w:rPr>
+        <w:t>《如来禅修学体系89-摄业处分别1（课件）》第13页（结构图＋佛塔照片（五蕴列表））：![课件原图·《如来禅修学体系89-摄业处分别1（课件）》·第13页](课件原图/课件原图_a8f480a7_p13.png)</w:t>
+      </w:r>
+    </w:p>
+    <w:p>
+      <w:pPr>
+        <w:pStyle w:val="ListBullet"/>
+      </w:pPr>
+      <w:r>
+        <w:rPr>
+          <w:b w:val="0"/>
+        </w:rPr>
+        <w:t>《如来禅修学体系89-摄业处分别1（课件）》第14页（结构图＋佛塔照片（成就观智·第二节））：![课件原图·《如来禅修学体系89-摄业处分别1（课件）》·第14页](课件原图/课件原图_a8f480a7_p14.png)</w:t>
+      </w:r>
+    </w:p>
+    <w:p>
+      <w:pPr>
+        <w:pStyle w:val="ListBullet"/>
+      </w:pPr>
+      <w:r>
+        <w:rPr>
+          <w:b w:val="0"/>
+        </w:rPr>
+        <w:t>《如来禅修学体系89-摄业处分别1（课件）》第15页（「观智的目标（所缘）」列表）：![课件原图·《如来禅修学体系89-摄业处分别1（课件）》·第15页](课件原图/课件原图_a8f480a7_p15.png)</w:t>
+      </w:r>
+    </w:p>
+    <w:p>
+      <w:pPr>
+        <w:pStyle w:val="ListBullet"/>
+      </w:pPr>
+      <w:r>
+        <w:rPr>
+          <w:b w:val="0"/>
+        </w:rPr>
+        <w:t>《如来禅修学体系89-摄业处分别1（课件）》第22页（回向·佛像照片）：![课件原图·《如来禅修学体系89-摄业处分别1（课件）》·第22页](课件原图/课件原图_a8f480a7_p22.png)</w:t>
+      </w:r>
+    </w:p>
+    <w:p>
+      <w:pPr>
+        <w:pStyle w:val="ListBullet"/>
+      </w:pPr>
+      <w:r>
+        <w:rPr>
+          <w:b w:val="0"/>
+        </w:rPr>
+        <w:t>《修学入门.pdf·业处篇——入出息念》（本册为文字页，无图形页）</w:t>
       </w:r>
     </w:p>
     <w:sectPr>

--- a/交付成果/第三轮修订版/第三轮4周版/读书会19_戒定慧三学_4周资料包（第三版修订）/Word版/第2周_戒学（二）与定学（一）_主持人版.docx
+++ b/交付成果/第三轮修订版/第三轮4周版/读书会19_戒定慧三学_4周资料包（第三版修订）/Word版/第2周_戒学（二）与定学（一）_主持人版.docx
@@ -3246,7 +3246,7 @@
         <w:rPr>
           <w:b w:val="0"/>
         </w:rPr>
-        <w:t>[00:00:55.660] 昨天呢，我们学习到似欲流之（整理注记：疑为「四预流支」），来到了这个如理作意。大家知道这个如理作意，它是不容易。当然如理作意呢，又非常的重要。佛陀在《小部·如是语》第一学经里面讲到：说诸比库，对于尚未到达而希望住于无上解缚安稳处的有学比库，我不见有任何一种内在因素能如一种因素那样有如此多的帮助，诸比库，此即是如理作意；诸比库，如理作意的比库能够舍断不善，培育善。</w:t>
+        <w:t>[00:00:55.660] 昨天呢，我们学习到四预流支，来到了这个如理作意。大家知道这个如理作意，它是不容易。当然如理作意呢，又非常的重要。佛陀在《小部·如是语》第一学经里面讲到：说诸比库，对于尚未到达而希望住于无上解缚安稳处的有学比库，我不见有任何一种内在因素能如一种因素那样有如此多的帮助，诸比库，此即是如理作意；诸比库，如理作意的比库能够舍断不善，培育善。</w:t>
       </w:r>
     </w:p>
     <w:p>
@@ -3359,7 +3359,7 @@
         <w:rPr>
           <w:b w:val="0"/>
         </w:rPr>
-        <w:t>[00:07:40.255] 佛陀有一部经叫《燃烧法门经》（整理注记：即《燃烧教法经》）。佛陀在这里非常严厉地提出来，说：诸比库，你宁可被灼热、燃烧、火红、炽热的铁片毁坏你的眼根，也绝不从眼根所识诸色的随相中执取相。诸比库，当识住立时，若住立于乐味所系缚之相、或乐味所系缚的随相，如果在那个时候死去，若他会去地狱或者畜生二者之一，乃有此事。诸比库，见到这些过患，我如是说。包括耳根、鼻根、舌根、身根，全部是这个意思。</w:t>
+        <w:t>[00:07:40.255] 佛陀有一部经叫《燃烧教法经》。佛陀在这里非常严厉地提出来，说：诸比库，你宁可被灼热、燃烧、火红、炽热的铁片毁坏你的眼根，也绝不从眼根所识诸色的随相中执取相。诸比库，当识住立时，若住立于乐味所系缚之相、或乐味所系缚的随相，如果在那个时候死去，若他会去地狱或者畜生二者之一，乃有此事。诸比库，见到这些过患，我如是说。包括耳根、鼻根、舌根、身根，全部是这个意思。</w:t>
       </w:r>
     </w:p>
     <w:p>
@@ -3510,7 +3510,7 @@
         <w:rPr>
           <w:b w:val="0"/>
         </w:rPr>
-        <w:t>[00:16:41.510] 但是在巴利里面叫 khanti（整理注记：原文「康堤」），以前我们也说叫堪忍。我们的中国字的这个「忍」呢，就觉得说要咬牙给他忍下来；但是 khanti 的意思呢，就是看到这是一个不善果报，这是我过去干的坏事造成的结果，然后呢，在这样的结果我要接纳，要接纳。</w:t>
+        <w:t>[00:16:41.510] 但是在巴利里面叫 khanti，以前我们也说叫堪忍。我们的中国字的这个「忍」呢，就觉得说要咬牙给他忍下来；但是 khanti 的意思呢，就是看到这是一个不善果报，这是我过去干的坏事造成的结果，然后呢，在这样的结果我要接纳，要接纳。</w:t>
       </w:r>
     </w:p>
     <w:p>
@@ -3635,7 +3635,7 @@
         <w:rPr>
           <w:b w:val="0"/>
         </w:rPr>
-        <w:t>[00:21:41.700] 这是什么意思呢？这个在巴利叫 vitakka（整理注记：原文「维达嘎」）。vitakka，我们古人把它翻译成「寻」。那寻呢，为什么翻译成寻呢？就是我们知道寻是寻寻觅觅的，去寻找；那这个为什么寻找呢？就去寻求所缘嘛。那么在巴利的这个 vitakka 呢，这个寻的意思呢，就是你的心有一种倾向。那我们倾向于贪，比如说我就是喜欢吃那一口、我喜好那一口，那一口呢，这个就叫欲寻。然后呢，我们总是对某一类东西特别不喜欢、特别的讨厌，那这个叫瞋寻。</w:t>
+        <w:t>[00:21:41.700] 这是什么意思呢？这个在巴利叫 vitakka。vitakka，我们古人把它翻译成「寻」。那寻呢，为什么翻译成寻呢？就是我们知道寻是寻寻觅觅的，去寻找；那这个为什么寻找呢？就去寻求所缘嘛。那么在巴利的这个 vitakka 呢，这个寻的意思呢，就是你的心有一种倾向。那我们倾向于贪，比如说我就是喜欢吃那一口、我喜好那一口，那一口呢，这个就叫欲寻。然后呢，我们总是对某一类东西特别不喜欢、特别的讨厌，那这个叫瞋寻。</w:t>
       </w:r>
     </w:p>
     <w:p>
@@ -4703,7 +4703,7 @@
         <w:rPr>
           <w:b w:val="0"/>
         </w:rPr>
-        <w:t>[00:18:35.520] 那么再一个是专注这个方式的误区。那有些人认为专注就是要盯死它。我们经常好好的禅法，经常遭致一些外国人的批评，说帕奥（整理注记：原文「怕那个」）缅甸的禅法最严重的问题就是教导要盯死一个地方。但是我们学下去呢，老师都没有要求我们再盯死一个地方。盯死一个地方就是我们理解错了。所以专注呢，是指正确的绝对的相续，不是指盯死一个地方。那么，当你的专注力越来越强的时候，心自然会待在一个地方。所以，不要因为结果是如此，就要求过程也必须如此，倒果为因啊。</w:t>
+        <w:t>[00:18:35.520] 那么再一个是专注这个方式的误区。那有些人认为专注就是要盯死它。我们经常好好的禅法，经常遭致一些外国人的批评，说帕奥缅甸的禅法最严重的问题就是教导要盯死一个地方。但是我们学下去呢，老师都没有要求我们再盯死一个地方。盯死一个地方就是我们理解错了。所以专注呢，是指正确的绝对的相续，不是指盯死一个地方。那么，当你的专注力越来越强的时候，心自然会待在一个地方。所以，不要因为结果是如此，就要求过程也必须如此，倒果为因啊。</w:t>
       </w:r>
     </w:p>
     <w:p>
@@ -6816,7 +6816,7 @@
         <w:rPr>
           <w:b w:val="0"/>
         </w:rPr>
-        <w:t>[00:26:24.270] 一类叫职业处，一类叫光叶处。啊。职业处呢，佛陀总共教导过四种啊。这几种呢，叫时变时不尽。一个随便啊，他就取了三个、十三个、十个。然后两个四。释放住四无色界啊四无色，然后两个想一想一差别。十个变呢就有地水火风青黄红白光明变现定虚空变。地水火风呢，是修我们世界的那种概念下。啊，如果未来大家要修的话呢。</w:t>
+        <w:t>[00:26:24.270] 一类叫业处，一类叫业处。啊。业处呢，佛陀总共教导过四种啊。这几种呢，叫时变时不尽。一个随便啊，他就取了三个、十三个、十个。然后两个四。释放住四无色界啊四无色，然后两个想一想一差别。十个变呢就有地水火风青黄红白光明变现定虚空变。地水火风呢，是修我们世界的那种概念下。啊，如果未来大家要修的话呢。</w:t>
       </w:r>
     </w:p>
     <w:p>
@@ -7304,15 +7304,15 @@
         <w:rPr>
           <w:b w:val="0"/>
         </w:rPr>
-        <w:t>[00:02:03.720] 那每部经呢，都宣讲了入书习练的十六种专注方式啊，就十六式啊。呃，过去呢，我们有把它翻译成叫十六特胜啊，或者叫十六盛世啊。呃，这个二十部这个洛书西念经呢，从内容上几乎都是一样的，尤其是教法上都是一样的。只是他的说法的地点呢，他的这个单机中啊啊，以及前后的这些啊，这个一些因素啊啊，这个会有一些不同内容，就关于日出系练修习的这个内容哈，全部都是一样的好。比如从一法经到维舍离经哈，它都是宣讲这个这个入数习练的十六种修习方式啊，那只是背景和原起会有些不同而已啊。好，那么这个。</w:t>
-      </w:r>
-    </w:p>
-    <w:p>
-      <w:r>
-        <w:rPr>
-          <w:b w:val="0"/>
-        </w:rPr>
-        <w:t>[00:03:16.520] 我们从这个维舍离经呢来讲起哈，就佛陀呢，最早讲这个露出喜面呢啊，它是什么样的缘起呢。呃。这个讲的是有一次呢啊一时啊，佛陀住在毗舍离城啊，毗舍离城的这个大林重阁讲堂好，那个时候呢，有很多的阿拉汉圣者啊，也有很多的凡夫啊。那么佛陀呢，在观察他一起的有五百位这个啊，这个比库啊啊，他在接下来的十五天呢，将会承受毁坏的不善业的果报啊，就是会死掉。那。在经典里面呢，说啊，佛陀是不可能够制止业感果的啊，他这个业感果的时候，谁都不能够阻止啊。</w:t>
+        <w:t>[00:02:03.720] 那每部经呢，都宣讲了入出息念的十六种专注方式啊，就十六式啊。呃，过去呢，我们有把它翻译成叫十六特胜啊，或者叫十六盛世啊。呃，这个二十部这个洛书西念经呢，从内容上几乎都是一样的，尤其是教法上都是一样的。只是他的说法的地点呢，他的这个单机中啊啊，以及前后的这些啊，这个一些因素啊啊，这个会有一些不同内容，就关于日出系练修习的这个内容哈，全部都是一样的好。比如从一法经到维舍离经哈，它都是宣讲这个这个入数习练的十六种修习方式啊，那只是背景和原起会有些不同而已啊。好，那么这个。</w:t>
+      </w:r>
+    </w:p>
+    <w:p>
+      <w:r>
+        <w:rPr>
+          <w:b w:val="0"/>
+        </w:rPr>
+        <w:t>[00:03:16.520] 我们从这个维舍离经呢来讲起哈，就佛陀呢，最早讲这个入出息念呢啊，它是什么样的缘起呢。呃。这个讲的是有一次呢啊一时啊，佛陀住在毗舍离城啊，毗舍离城的这个大林重阁讲堂好，那个时候呢，有很多的阿拉汉圣者啊，也有很多的凡夫啊。那么佛陀呢，在观察他一起的有五百位这个啊，这个比库啊啊，他在接下来的十五天呢，将会承受毁坏的不善业的果报啊，就是会死掉。那。在经典里面呢，说啊，佛陀是不可能够制止业感果的啊，他这个业感果的时候，谁都不能够阻止啊。</w:t>
       </w:r>
     </w:p>
     <w:p>
@@ -7336,7 +7336,7 @@
         <w:rPr>
           <w:b w:val="0"/>
         </w:rPr>
-        <w:t>[00:19:14.760] 啊，在入出洗练里面呢，佛陀啊，我看啊，佛陀会教导。啊九种啊，入出息的觉知方式啊，对于修定的时候有九种入出息的。呃这个休息方式好，第一个呢，是长期的时候知道，就是我们讲知道入出息，就这个这个吸入长的入息，吸出短的入息啊啊然后呢，这个这个吸入这个这个啊，这个微细的长息，微细的短息啊啊。然后吸的全身而入息，吸的全身而出息啊。啊，这是九种方式啊。对，这个十六种哈，</w:t>
+        <w:t>[00:19:14.760] 啊，在入出息念里面呢，佛陀啊，我看啊，佛陀会教导。啊九种啊，入出息的觉知方式啊，对于修定的时候有九种入出息的。呃这个休息方式好，第一个呢，是长期的时候知道，就是我们讲知道入出息，就这个这个吸入长的入息，吸出短的入息啊啊然后呢，这个这个吸入这个这个啊，这个微细的长息，微细的短息啊啊。然后吸的全身而入息，吸的全身而出息啊。啊，这是九种方式啊。对，这个十六种哈，</w:t>
       </w:r>
     </w:p>
     <w:p>
@@ -7376,7 +7376,7 @@
         <w:rPr>
           <w:b w:val="0"/>
         </w:rPr>
-        <w:t>[00:47:20.120] 入出席呢，比较可行的方式呢，是要先在心里面建立这个入出席的相。</w:t>
+        <w:t>[00:47:20.120] 入出息呢，比较可行的方式呢，是要先在心里面建立这个入出息的相。</w:t>
       </w:r>
     </w:p>
     <w:p>
@@ -7392,15 +7392,15 @@
         <w:rPr>
           <w:b w:val="0"/>
         </w:rPr>
-        <w:t>[00:49:50.120] 我想知道鼻头这一团这边呢，有一团被称为入出席的东西真实存在啊。那。如果你这个能够觉得它有一团露出器，或者这边有这个露出器存在就够了。至于说它会不会有一团白白的，或者是像棉花一样，或者像雾一样，它其实无所谓啊，它也会发生变化。所以，你一开始的时候，只是知道这一边有一团被认为是叫陆出席的东西存在就可以。</w:t>
-      </w:r>
-    </w:p>
-    <w:p>
-      <w:r>
-        <w:rPr>
-          <w:b w:val="0"/>
-        </w:rPr>
-        <w:t>[00:50:31.940] 那么这个东西呢，在这个经典里面呢，就把它称为叫露出席的相。啊或者呢叫概念系啊，就是它这一个露出系的概念。</w:t>
+        <w:t>[00:49:50.120] 我想知道鼻头这一团这边呢，有一团被称为入出息的东西真实存在啊。那。如果你这个能够觉得它有一团露出器，或者这边有这个露出器存在就够了。至于说它会不会有一团白白的，或者是像棉花一样，或者像雾一样，它其实无所谓啊，它也会发生变化。所以，你一开始的时候，只是知道这一边有一团被认为是叫陆出席的东西存在就可以。</w:t>
+      </w:r>
+    </w:p>
+    <w:p>
+      <w:r>
+        <w:rPr>
+          <w:b w:val="0"/>
+        </w:rPr>
+        <w:t>[00:50:31.940] 那么这个东西呢，在这个经典里面呢，就把它称为叫入出息的相。啊或者呢叫概念系啊，就是它这一个露出系的概念。</w:t>
       </w:r>
     </w:p>
     <w:p>
@@ -11876,7 +11876,7 @@
         <w:rPr>
           <w:b w:val="0"/>
         </w:rPr>
-        <w:t>的图形页（含表格／结构图／流程图／示意图／思维导图／照片等非纯文字页，每册≤12页）。源 PDF 自知识库媒体导出后经 pymupdf 逐页渲染，拼版缩略拼贴生成，供投屏或板书对照；每页标注源材料与页码。</w:t>
+        <w:t>的图形页（含表格／结构图／流程图／示意图／思维导图／照片等非纯文字页，每册≤10页〔拼版总图＋图形页合计〕）。源 PDF 自知识库媒体导出后经 pymupdf 逐页渲染，拼版缩略拼贴生成，供投屏或板书对照；每页标注源材料与页码。</w:t>
       </w:r>
       <w:r>
         <w:rPr>
@@ -11884,12 +11884,24 @@
         </w:rPr>
         <w:t>《共读原文》文字一字未改。</w:t>
       </w:r>
-    </w:p>
-    <w:p>
+      <w:r>
+        <w:rPr>
+          <w:b w:val="0"/>
+        </w:rPr>
+        <w:t xml:space="preserve"> </w:t>
+      </w:r>
       <w:r>
         <w:rPr>
           <w:b/>
         </w:rPr>
+        <w:t>（本册图形页已按第三轮指令收敛为 ≤10 页〔拼版总图＋图形页合计〕，取各源材料代表性图形页；完整图形页清单见源 PDF。）</w:t>
+      </w:r>
+    </w:p>
+    <w:p>
+      <w:r>
+        <w:rPr>
+          <w:b/>
+        </w:rPr>
         <w:t>拼版总图（整册缩略·目视定位用）</w:t>
       </w:r>
     </w:p>
@@ -11901,7 +11913,7 @@
         <w:rPr>
           <w:b w:val="0"/>
         </w:rPr>
-        <w:t>《如来禅修学体系89-摄业处分别1（课件）》：![拼版总图·《如来禅修学体系89-摄业处分别1（课件）》](课件原图/拼版_a8f480a7.png)</w:t>
+        <w:t>《如来禅修学体系89-摄业处分别1（课件）》：![拼版总图·《如来禅修学体系89-摄业处分别1（课件）》](课件原图/拼版_a8f480a7.jpg)</w:t>
       </w:r>
     </w:p>
     <w:p>
@@ -11912,7 +11924,7 @@
         <w:rPr>
           <w:b w:val="0"/>
         </w:rPr>
-        <w:t>《修学入门.pdf·业处篇——入出息念》：![拼版总图·《修学入门.pdf·业处篇——入出息念》](课件原图/拼版_0e535356.png)</w:t>
+        <w:t>《修学入门.pdf·业处篇——入出息念》：![拼版总图·《修学入门.pdf·业处篇——入出息念》](课件原图/拼版_0e535356.jpg)</w:t>
       </w:r>
     </w:p>
     <w:p>
@@ -11931,7 +11943,7 @@
         <w:rPr>
           <w:b w:val="0"/>
         </w:rPr>
-        <w:t>《如来禅修学体系89-摄业处分别1（课件）》第3页（七清净阶梯结构图）：![课件原图·《如来禅修学体系89-摄业处分别1（课件）》·第3页](课件原图/课件原图_a8f480a7_p03.png)</w:t>
+        <w:t>《如来禅修学体系89-摄业处分别1（课件）》第3页（七清净阶梯结构图）：![课件原图·《如来禅修学体系89-摄业处分别1（课件）》·第3页](课件原图/课件原图_a8f480a7_p03.jpg)</w:t>
       </w:r>
     </w:p>
     <w:p>
@@ -11942,7 +11954,7 @@
         <w:rPr>
           <w:b w:val="0"/>
         </w:rPr>
-        <w:t>《如来禅修学体系89-摄业处分别1（课件）》第4页（「禅修的次第」表格（戒定慧·七清净·十六观智））：![课件原图·《如来禅修学体系89-摄业处分别1（课件）》·第4页](课件原图/课件原图_a8f480a7_p04.png)</w:t>
+        <w:t>《如来禅修学体系89-摄业处分别1（课件）》第4页（「禅修的次第」表格（戒定慧·七清净·十六观智））：![课件原图·《如来禅修学体系89-摄业处分别1（课件）》·第4页](课件原图/课件原图_a8f480a7_p04.jpg)</w:t>
       </w:r>
     </w:p>
     <w:p>
@@ -11953,7 +11965,7 @@
         <w:rPr>
           <w:b w:val="0"/>
         </w:rPr>
-        <w:t>《如来禅修学体系89-摄业处分别1（课件）》第5页（「禅修的次第」表格）：![课件原图·《如来禅修学体系89-摄业处分别1（课件）》·第5页](课件原图/课件原图_a8f480a7_p05.png)</w:t>
+        <w:t>《如来禅修学体系89-摄业处分别1（课件）》第9页（三道知（知／审察／断遍知）表格）：![课件原图·《如来禅修学体系89-摄业处分别1（课件）》·第9页](课件原图/课件原图_a8f480a7_p09.jpg)</w:t>
       </w:r>
     </w:p>
     <w:p>
@@ -11964,7 +11976,7 @@
         <w:rPr>
           <w:b w:val="0"/>
         </w:rPr>
-        <w:t>《如来禅修学体系89-摄业处分别1（课件）》第6页（「禅修的次第」对照表）：![课件原图·《如来禅修学体系89-摄业处分别1（课件）》·第6页](课件原图/课件原图_a8f480a7_p06.png)</w:t>
+        <w:t>《如来禅修学体系89-摄业处分别1（课件）》第10页（七清净×十六观智对照表）：![课件原图·《如来禅修学体系89-摄业处分别1（课件）》·第10页](课件原图/课件原图_a8f480a7_p10.jpg)</w:t>
       </w:r>
     </w:p>
     <w:p>
@@ -11975,7 +11987,7 @@
         <w:rPr>
           <w:b w:val="0"/>
         </w:rPr>
-        <w:t>《如来禅修学体系89-摄业处分别1（课件）》第9页（三道知（知／审察／断遍知）表格）：![课件原图·《如来禅修学体系89-摄业处分别1（课件）》·第9页](课件原图/课件原图_a8f480a7_p09.png)</w:t>
+        <w:t>《如来禅修学体系89-摄业处分别1（课件）》第11页（十六观智列表＋对应表）：![课件原图·《如来禅修学体系89-摄业处分别1（课件）》·第11页](课件原图/课件原图_a8f480a7_p11.jpg)</w:t>
       </w:r>
     </w:p>
     <w:p>
@@ -11986,7 +11998,7 @@
         <w:rPr>
           <w:b w:val="0"/>
         </w:rPr>
-        <w:t>《如来禅修学体系89-摄业处分别1（课件）》第10页（七清净×十六观智对照表）：![课件原图·《如来禅修学体系89-摄业处分别1（课件）》·第10页](课件原图/课件原图_a8f480a7_p10.png)</w:t>
+        <w:t>《如来禅修学体系89-摄业处分别1（课件）》第12页（结构图＋佛塔照片（成就观智·第一节））：![课件原图·《如来禅修学体系89-摄业处分别1（课件）》·第12页](课件原图/课件原图_a8f480a7_p12.jpg)</w:t>
       </w:r>
     </w:p>
     <w:p>
@@ -11997,7 +12009,7 @@
         <w:rPr>
           <w:b w:val="0"/>
         </w:rPr>
-        <w:t>《如来禅修学体系89-摄业处分别1（课件）》第11页（十六观智列表＋对应表）：![课件原图·《如来禅修学体系89-摄业处分别1（课件）》·第11页](课件原图/课件原图_a8f480a7_p11.png)</w:t>
+        <w:t>《如来禅修学体系89-摄业处分别1（课件）》第13页（结构图＋佛塔照片（五蕴列表））：![课件原图·《如来禅修学体系89-摄业处分别1（课件）》·第13页](课件原图/课件原图_a8f480a7_p13.jpg)</w:t>
       </w:r>
     </w:p>
     <w:p>
@@ -12008,51 +12020,7 @@
         <w:rPr>
           <w:b w:val="0"/>
         </w:rPr>
-        <w:t>《如来禅修学体系89-摄业处分别1（课件）》第12页（结构图＋佛塔照片（成就观智·第一节））：![课件原图·《如来禅修学体系89-摄业处分别1（课件）》·第12页](课件原图/课件原图_a8f480a7_p12.png)</w:t>
-      </w:r>
-    </w:p>
-    <w:p>
-      <w:pPr>
-        <w:pStyle w:val="ListBullet"/>
-      </w:pPr>
-      <w:r>
-        <w:rPr>
-          <w:b w:val="0"/>
-        </w:rPr>
-        <w:t>《如来禅修学体系89-摄业处分别1（课件）》第13页（结构图＋佛塔照片（五蕴列表））：![课件原图·《如来禅修学体系89-摄业处分别1（课件）》·第13页](课件原图/课件原图_a8f480a7_p13.png)</w:t>
-      </w:r>
-    </w:p>
-    <w:p>
-      <w:pPr>
-        <w:pStyle w:val="ListBullet"/>
-      </w:pPr>
-      <w:r>
-        <w:rPr>
-          <w:b w:val="0"/>
-        </w:rPr>
-        <w:t>《如来禅修学体系89-摄业处分别1（课件）》第14页（结构图＋佛塔照片（成就观智·第二节））：![课件原图·《如来禅修学体系89-摄业处分别1（课件）》·第14页](课件原图/课件原图_a8f480a7_p14.png)</w:t>
-      </w:r>
-    </w:p>
-    <w:p>
-      <w:pPr>
-        <w:pStyle w:val="ListBullet"/>
-      </w:pPr>
-      <w:r>
-        <w:rPr>
-          <w:b w:val="0"/>
-        </w:rPr>
-        <w:t>《如来禅修学体系89-摄业处分别1（课件）》第15页（「观智的目标（所缘）」列表）：![课件原图·《如来禅修学体系89-摄业处分别1（课件）》·第15页](课件原图/课件原图_a8f480a7_p15.png)</w:t>
-      </w:r>
-    </w:p>
-    <w:p>
-      <w:pPr>
-        <w:pStyle w:val="ListBullet"/>
-      </w:pPr>
-      <w:r>
-        <w:rPr>
-          <w:b w:val="0"/>
-        </w:rPr>
-        <w:t>《如来禅修学体系89-摄业处分别1（课件）》第22页（回向·佛像照片）：![课件原图·《如来禅修学体系89-摄业处分别1（课件）》·第22页](课件原图/课件原图_a8f480a7_p22.png)</w:t>
+        <w:t>《如来禅修学体系89-摄业处分别1（课件）》第15页（「观智的目标（所缘）」列表）：![课件原图·《如来禅修学体系89-摄业处分别1（课件）》·第15页](课件原图/课件原图_a8f480a7_p15.jpg)</w:t>
       </w:r>
     </w:p>
     <w:p>

--- a/交付成果/第三轮修订版/第三轮4周版/读书会19_戒定慧三学_4周资料包（第三版修订）/Word版/第2周_戒学（二）与定学（一）_主持人版.docx
+++ b/交付成果/第三轮修订版/第三轮4周版/读书会19_戒定慧三学_4周资料包（第三版修订）/Word版/第2周_戒学（二）与定学（一）_主持人版.docx
@@ -4786,7 +4786,7 @@
         <w:rPr>
           <w:b w:val="0"/>
         </w:rPr>
-        <w:t>[00:56:02.110] 如果我们连日常的正念正知都没有，那就根本谈不上正道正果了啊。所以，正念正知是一个修行者的基本功。</w:t>
+        <w:t>[00:56:02.110] 如果我们连日常的正念正知都没有，那就根本谈不上正道证果了啊。所以，正念正知是一个修行者的基本功。</w:t>
       </w:r>
     </w:p>
     <w:p>
@@ -6816,7 +6816,7 @@
         <w:rPr>
           <w:b w:val="0"/>
         </w:rPr>
-        <w:t>[00:26:24.270] 一类叫业处，一类叫业处。啊。业处呢，佛陀总共教导过四种啊。这几种呢，叫时变时不尽。一个随便啊，他就取了三个、十三个、十个。然后两个四。释放住四无色界啊四无色，然后两个想一想一差别。十个变呢就有地水火风青黄红白光明变现定虚空变。地水火风呢，是修我们世界的那种概念下。啊，如果未来大家要修的话呢。</w:t>
+        <w:t>[00:26:24.270] 一类叫业处，一类叫业处。啊。业处呢，佛陀总共教导过四种啊。这几种呢，叫时遍时不尽。一个随便啊，他就取了三个、十三个、十个。然后两个四。释放住四无色界啊四无色，然后两个想一想一差别。十个遍呢就有地水火风青黄红白光明遍现定虚空遍。地水火风呢，是修我们世界的那种概念下。啊，如果未来大家要修的话呢。</w:t>
       </w:r>
     </w:p>
     <w:p>
@@ -6832,23 +6832,23 @@
         <w:rPr>
           <w:b w:val="0"/>
         </w:rPr>
-        <w:t>[00:28:13.220] 水呢，就是取那一桶水，你看那个水池里面会升起水的，变相哦。啊，火呢，就是看火啊。那个火焰啊。分呢就是。啊，心里面想的那个风啊，就想或者风吹在你身上，你知道这是风，看到外面风吹树在摇曳啊，知道这是风。心里面取到这个分的概念。专注它啊，</w:t>
-      </w:r>
-    </w:p>
-    <w:p>
-      <w:r>
-        <w:rPr>
-          <w:b w:val="0"/>
-        </w:rPr>
-        <w:t>[00:28:44.090] 然后取得证得分辨啊一二三四场啊，同样你他这些变长呢，都可以证得啊四五者决定。啊，那么这个是取地水火风的概念。不是他的究竟法。比如我们在修地界的时候，地界有。轻光华就印出重嘛，拔轻对吧。那你取这个印度落马华清呢，就不能够真的灿烂，他只能真的进行定啊。</w:t>
-      </w:r>
-    </w:p>
-    <w:p>
-      <w:r>
-        <w:rPr>
-          <w:b w:val="0"/>
-        </w:rPr>
-        <w:t>[00:29:19.880] 啊，那么后面的青红黄白呢是色变。黑黄黄白呢，青就是青色，青色呢，这个青色呢啊，这个一般呢，我们不去取这种这种青绿色的东西啊。青色呢，一般是取啊，最最好的取呢，</w:t>
+        <w:t>[00:28:13.220] 水呢，就是取那一桶水，你看那个水池里面会升起水的，遍相哦。啊，火呢，就是看火啊。那个火焰啊。分呢就是。啊，心里面想的那个风啊，就想或者风吹在你身上，你知道这是风，看到外面风吹树在摇曳啊，知道这是风。心里面取到这个分的概念。专注它啊，</w:t>
+      </w:r>
+    </w:p>
+    <w:p>
+      <w:r>
+        <w:rPr>
+          <w:b w:val="0"/>
+        </w:rPr>
+        <w:t>[00:28:44.090] 然后取得证得分辨啊一二三四禅啊，同样你他这些遍禅呢，都可以证得啊四五者决定。啊，那么这个是取地水火风的概念。不是他的究竟法。比如我们在修地界的时候，地界有。轻光华就印出重嘛，拔轻对吧。那你取这个印度落马华清呢，就不能够真的灿烂，他只能真的进行定啊。</w:t>
+      </w:r>
+    </w:p>
+    <w:p>
+      <w:r>
+        <w:rPr>
+          <w:b w:val="0"/>
+        </w:rPr>
+        <w:t>[00:29:19.880] 啊，那么后面的青红黄白呢是色遍。黑黄黄白呢，青就是青色，青色呢，这个青色呢啊，这个一般呢，我们不去取这种这种青绿色的东西啊。青色呢，一般是取啊，最最好的取呢，</w:t>
       </w:r>
     </w:p>
     <w:p>
@@ -6864,15 +6864,15 @@
         <w:rPr>
           <w:b w:val="0"/>
         </w:rPr>
-        <w:t>[00:30:21.480] 呃。这个光明变呢，就是取啊光明啊，一般呢我们是取啊早上啊八九点钟的太阳。这个太阳呢，不直接取它，而是取这个太阳从树梢上照下来那个啊，那个那个光光线啊，就很明亮的那个光线，光线取那个颜色。或者呢，你合适，你也觉得太阳刚冒出来那个很明亮的，直接看太阳颜色也可以，看你自己喜欢哎。</w:t>
-      </w:r>
-    </w:p>
-    <w:p>
-      <w:r>
-        <w:rPr>
-          <w:b w:val="0"/>
-        </w:rPr>
-        <w:t>[00:30:57.480] 那么这九种变堂呢，都可以证得啊，大地啊。限定虚空变呢？啊，他是啊，在天上无云的时候。啊，你可以拿一个空间的东西看天啊。啊就那个空间是被限定的啊，然后所以它空空空啊就或者这个限定虚空店，限定虚空变呢不去啊正四种。无色界强，因为它容易跟，对于初学来讲，它容易跟这个啊空无边处闻起来对。啊，所以大部分情况下呢，线定这通变作用不大，所以大部分人就不怎么很认真去练习它，</w:t>
+        <w:t>[00:30:21.480] 呃。这个光明遍呢，就是取啊光明啊，一般呢我们是取啊早上啊八九点钟的太阳。这个太阳呢，不直接取它，而是取这个太阳从树梢上照下来那个啊，那个那个光光线啊，就很明亮的那个光线，光线取那个颜色。或者呢，你合适，你也觉得太阳刚冒出来那个很明亮的，直接看太阳颜色也可以，看你自己喜欢哎。</w:t>
+      </w:r>
+    </w:p>
+    <w:p>
+      <w:r>
+        <w:rPr>
+          <w:b w:val="0"/>
+        </w:rPr>
+        <w:t>[00:30:57.480] 那么这九种变堂呢，都可以证得啊，大地啊。限定虚空遍呢？啊，他是啊，在天上无云的时候。啊，你可以拿一个空间的东西看天啊。啊就那个空间是被限定的啊，然后所以它空空空啊就或者这个限定虚空店，限定虚空遍呢不去啊正四种。无色界强，因为它容易跟，对于初学来讲，它容易跟这个啊空无边处闻起来对。啊，所以大部分情况下呢，线定这通变作用不大，所以大部分人就不怎么很认真去练习它，</w:t>
       </w:r>
     </w:p>
     <w:p>
@@ -6920,7 +6920,7 @@
         <w:rPr>
           <w:b w:val="0"/>
         </w:rPr>
-        <w:t>[00:52:48.080] 原因是什么呢？因为是这个时代的人呢，心很不容易安静。啊，心很不容易安静的，那你修一个，你一下子就起不稳定的变长，想长时间安住在上面，难度很大。对，当然呢，如果你上一生你本来就是在色界天，你修的就是变场。你进行地来到这个世界啊，那你就是随便一闭眼睛，那个变相就在你眼前。啊，那你就修那个没有问题，就以每个人不一样啊。好。</w:t>
+        <w:t>[00:52:48.080] 原因是什么呢？因为是这个时代的人呢，心很不容易安静。啊，心很不容易安静的，那你修一个，你一下子就起不稳定的变长，想长时间安住在上面，难度很大。对，当然呢，如果你上一生你本来就是在色界天，你修的就是变场。你进行地来到这个世界啊，那你就是随便一闭眼睛，那个遍相就在你眼前。啊，那你就修那个没有问题，就以每个人不一样啊。好。</w:t>
       </w:r>
     </w:p>
     <w:p>
@@ -6952,39 +6952,39 @@
         <w:rPr>
           <w:b w:val="0"/>
         </w:rPr>
-        <w:t>[00:58:11.940] 色戒禅呢？它跟前面的四种。啊，这个一二三四场有什么区别呢？</w:t>
-      </w:r>
-    </w:p>
-    <w:p>
-      <w:r>
-        <w:rPr>
-          <w:b w:val="0"/>
-        </w:rPr>
-        <w:t>[00:58:21.660] 啊一二三四禅。啊在十遍里面，包括这个生之念啊，包括这个入住习练啊，这些呢示范住啊。他们的。不同和相同的点是什么呢？啊，比如入出习练，从初禅到市场，它的所缘呢，都是入出习的概念。白变呢？从初禅到四禅，它的所言都是白变。哦。啊，但是它的不同在哪里呢？就是初长的长值二，长的长值三，长的残值四，长的长值都不一样。啊，初禅的禅之呢，寻是喜乐一尽心五常之。</w:t>
-      </w:r>
-    </w:p>
-    <w:p>
-      <w:r>
-        <w:rPr>
-          <w:b w:val="0"/>
-        </w:rPr>
-        <w:t>[00:59:05.280] 二禅，那就去除两个。长之巡和寺。好三残呢，再去掉一个残枝啊，那个喜。第四场呢，再去掉一个场子，那个乐只剩下色和预警性。啊，也就是一二三四长之间，它是长支的，不孔所源是一样的。</w:t>
-      </w:r>
-    </w:p>
-    <w:p>
-      <w:r>
-        <w:rPr>
-          <w:b w:val="0"/>
-        </w:rPr>
-        <w:t>[00:59:36.580] 但什么东西变呢，它的所缘变。就是你所取的那个所源啊，没有空，无间处呢，是在电场的市场的基础上作意。这个色呢，被去除，就色法被去除，比如说你修的是黄变，黄变是一种颜色。啊，所以那么你去除那个那个色，然后留下来一个灰色的。</w:t>
-      </w:r>
-    </w:p>
-    <w:p>
-      <w:r>
-        <w:rPr>
-          <w:b w:val="0"/>
-        </w:rPr>
-        <w:t>[01:00:04.500] 虚空啊，它跟个现定虚空片还不同，现定虚空片呢，其实我们只是看不到里面，但是它里面有色法，有空气啊，各种各样，对吧，哦。空气还很多内容，但是呢，那个空无边处呢，就是完全没有物质现象啊，完全没有这种这种色法啊。清空了，这叫空无边处啊。它的所缘呢，是在四场的基础上去除了色法的那个虚那种那种虚空啊，那种空那种真空。取它为所缘，然后会证得空无边处啊，空无边处，它保持原来色界的第四禅的常住。</w:t>
+        <w:t>[00:58:11.940] 色戒禅呢？它跟前面的四种。啊，这个一二三四禅有什么区别呢？</w:t>
+      </w:r>
+    </w:p>
+    <w:p>
+      <w:r>
+        <w:rPr>
+          <w:b w:val="0"/>
+        </w:rPr>
+        <w:t>[00:58:21.660] 啊一二三四禅。啊在十遍里面，包括这个生之念啊，包括这个入住习练啊，这些呢示范住啊。他们的。不同和相同的点是什么呢？啊，比如入出习练，从初禅到市场，它的所缘呢，都是入出习的概念。白遍呢？从初禅到四禅，它的所言都是白遍。哦。啊，但是它的不同在哪里呢？就是初禅的禅值二，禅的禅值三，禅的残值四，禅的禅值都不一样。啊，初禅的禅之呢，寻是喜乐一尽心五常之。</w:t>
+      </w:r>
+    </w:p>
+    <w:p>
+      <w:r>
+        <w:rPr>
+          <w:b w:val="0"/>
+        </w:rPr>
+        <w:t>[00:59:05.280] 二禅，那就去除两个。禅之巡和寺。好三残呢，再去掉一个残枝啊，那个喜。第四禅呢，再去掉一个场子，那个乐只剩下色和预警性。啊，也就是一二三四禅之间，它是禅支的，不孔所源是一样的。</w:t>
+      </w:r>
+    </w:p>
+    <w:p>
+      <w:r>
+        <w:rPr>
+          <w:b w:val="0"/>
+        </w:rPr>
+        <w:t>[00:59:36.580] 但什么东西变呢，它的所缘变。就是你所取的那个所源啊，没有空，无间处呢，是在电场的市场的基础上作意。这个色呢，被去除，就色法被去除，比如说你修的是黄遍，黄遍是一种颜色。啊，所以那么你去除那个那个色，然后留下来一个灰色的。</w:t>
+      </w:r>
+    </w:p>
+    <w:p>
+      <w:r>
+        <w:rPr>
+          <w:b w:val="0"/>
+        </w:rPr>
+        <w:t>[01:00:04.500] 虚空啊，它跟个现定虚空片还不同，现定虚空片呢，其实我们只是看不到里面，但是它里面有色法，有空气啊，各种各样，对吧，哦。空气还很多内容，但是呢，那个空无边处呢，就是完全没有物质现象啊，完全没有这种这种色法啊。清空了，这叫空无边处啊。它的所缘呢，是在四禅的基础上去除了色法的那个虚那种那种虚空啊，那种空那种真空。取它为所缘，然后会证得空无边处啊，空无边处，它保持原来色界的第四禅的常住。</w:t>
       </w:r>
     </w:p>
     <w:p>
@@ -7336,7 +7336,7 @@
         <w:rPr>
           <w:b w:val="0"/>
         </w:rPr>
-        <w:t>[00:19:14.760] 啊，在入出息念里面呢，佛陀啊，我看啊，佛陀会教导。啊九种啊，入出息的觉知方式啊，对于修定的时候有九种入出息的。呃这个休息方式好，第一个呢，是长期的时候知道，就是我们讲知道入出息，就这个这个吸入长的入息，吸出短的入息啊啊然后呢，这个这个吸入这个这个啊，这个微细的长息，微细的短息啊啊。然后吸的全身而入息，吸的全身而出息啊。啊，这是九种方式啊。对，这个十六种哈，</w:t>
+        <w:t>[00:19:14.760] 啊，在入出息念里面呢，佛陀啊，我看啊，佛陀会教导。啊九种啊，入出息的觉知方式啊，对于修定的时候有九种入出息的。呃这个入出息方式好，第一个呢，是长期的时候知道，就是我们讲知道入出息，就这个这个吸入长的入息，吸出短的入息啊啊然后呢，这个这个吸入这个这个啊，这个微细的长息，微细的短息啊啊。然后吸的全身而入息，吸的全身而出息啊。啊，这是九种方式啊。对，这个十六种哈，</w:t>
       </w:r>
     </w:p>
     <w:p>

--- a/交付成果/第三轮修订版/第三轮4周版/读书会19_戒定慧三学_4周资料包（第三版修订）/Word版/第2周_戒学（二）与定学（一）_主持人版.docx
+++ b/交付成果/第三轮修订版/第三轮4周版/读书会19_戒定慧三学_4周资料包（第三版修订）/Word版/第2周_戒学（二）与定学（一）_主持人版.docx
@@ -6816,7 +6816,7 @@
         <w:rPr>
           <w:b w:val="0"/>
         </w:rPr>
-        <w:t>[00:26:24.270] 一类叫业处，一类叫业处。啊。业处呢，佛陀总共教导过四种啊。这几种呢，叫时遍时不尽。一个随便啊，他就取了三个、十三个、十个。然后两个四。释放住四无色界啊四无色，然后两个想一想一差别。十个遍呢就有地水火风青黄红白光明遍现定虚空遍。地水火风呢，是修我们世界的那种概念下。啊，如果未来大家要修的话呢。</w:t>
+        <w:t>[00:26:24.270] 一类叫业处，一类叫业处。啊。业处呢，佛陀总共教导过四种啊。这几种呢，叫十遍、十不净。一个随便啊，他就取了三个、十三个、十个。然后两个四：四梵住、四无色啊四无色，然后两个一：一想、一差别。十个遍呢就有地水火风青黄红白光明遍、限定虚空遍。地水火风呢，是修我们世界的那种概念下。啊，如果未来大家要修的话呢。</w:t>
       </w:r>
     </w:p>
     <w:p>
@@ -6888,15 +6888,15 @@
         <w:rPr>
           <w:b w:val="0"/>
         </w:rPr>
-        <w:t>[00:31:48.460] 啊，十种不净呢，主要是指坟场观啊。就是啊，这个尸体从清鱼相啊，膨胀相，龙难相，忘坏相，时常相，散乱相啊，这个整齐离散相啊。这个学徒像，重聚像啊，太古像。就是尸体腐烂的这个十个过程啊，去专注它的不定啊，可可验每一个项都能够证得舒坦。嗯。当然，但不能够更深入啊。</w:t>
-      </w:r>
-    </w:p>
-    <w:p>
-      <w:r>
-        <w:rPr>
-          <w:b w:val="0"/>
-        </w:rPr>
-        <w:t>[00:32:24.160] 十种随念啊，我们学的佛随念、佛随念还有法随念、生随念、戒随念、舍随念、天随念、死随念和即死随念。死随念我们也学习过，那法随念和生随念呢，跟佛随念的修法呢很类似。啊，所有的随念呢，它的一个特点就随随的诶随的意思是数数就一直重复的啊，你重复的一念分开一下，嗯。重复的历练它的这个这个啊，它的特点或者它的功德啊。啊或者这个对他那种状态的赞叹。啊，那多锤炼，从十个功德名号里面取他的相应功德来修。</w:t>
+        <w:t>[00:31:48.460] 啊，十种不净呢，主要是指坟场观啊。就是啊，这个尸体从青瘀相、膨胀相、脓烂相、断坏相，食残相、散乱相啊，这个斩斫离散相啊。这个血涂相、虫聚相啊，骸骨相。就是尸体腐烂的这个十个过程啊，去专注它的不定啊，可可验每一个项都能够证得舒坦。嗯。当然，但不能够更深入啊。</w:t>
+      </w:r>
+    </w:p>
+    <w:p>
+      <w:r>
+        <w:rPr>
+          <w:b w:val="0"/>
+        </w:rPr>
+        <w:t>[00:32:24.160] 十种随念啊，我们学的佛随念、佛随念还有法随念、僧随念、戒随念、舍随念、天随念、死随念和寂静随念。死随念我们也学习过，那法随念和生随念呢，跟佛随念的修法呢很类似。啊，所有的随念呢，它的一个特点就随随的诶随的意思是数数就一直重复的啊，你重复的一念分开一下，嗯。重复的历练它的这个这个啊，它的特点或者它的功德啊。啊或者这个对他那种状态的赞叹。啊，那多锤炼，从十个功德名号里面取他的相应功德来修。</w:t>
       </w:r>
     </w:p>
     <w:p>
@@ -6936,7 +6936,7 @@
         <w:rPr>
           <w:b w:val="0"/>
         </w:rPr>
-        <w:t>[00:53:36.140] 所以佛陀也专门赞叹，在书上也讲过哦。四范住呢，就是这个慈悲喜舍四范住啊。那这种饭为什么称为范住呢？啊，因为他是梵天人啊，他自然而然就有了这样的心啊。慈呢，就是啊，你祝愿啊，这个众生呢，他。不失去他的成就啊，就是取众生快乐的样子啊，以这个众生快乐为所感。啊，希望他拥有快乐，不失去快乐，这样身心都愉悦啊，这样一个角度了啊。悲心禅呢，就是要取众生的痛苦的身心状态。啊，这个两个的差别啊。</w:t>
+        <w:t>[00:53:36.140] 所以佛陀也专门赞叹，在书上也讲过哦。四梵住呢，就是这个慈悲喜舍四梵住啊。那这种饭为什么称为范住呢？啊，因为他是梵天人啊，他自然而然就有了这样的心啊。慈呢，就是啊，你祝愿啊，这个众生呢，他。不失去他的成就啊，就是取众生快乐的样子啊，以这个众生快乐为所感。啊，希望他拥有快乐，不失去快乐，这样身心都愉悦啊，这样一个角度了啊。悲心禅呢，就是要取众生的痛苦的身心状态。啊，这个两个的差别啊。</w:t>
       </w:r>
     </w:p>
     <w:p>
@@ -6992,7 +6992,7 @@
         <w:rPr>
           <w:b w:val="0"/>
         </w:rPr>
-        <w:t>[01:03:08.680] 好，那么到了无所有处定啊，稳定了无自在了啊，那你想修非想非非想处定。啊非想非非想注定呢。他又是以无所有处定的禅那心为所缘。啊，作为这个禅那心呢非常舒适。非常寂静啊，是有非有没有作意似有非任，很寂静，很殊胜啊，那么你就可以生起非想非非想处定的啊，这种禅那啊，正的非想非非想处定啊。我们大概是这样的过程，那不管是从出场啊，一直到非想非非想注定啊啊，他都要修行五自在啊。所以五自在呢，就是入定自在，出定自在。啊，注定自在，省察自在，法家自在。</w:t>
+        <w:t>[01:03:08.680] 好，那么到了无所有处定啊，稳定了无自在了啊，那你想修非想非非想处定。啊非想非非想注定呢。他又是以无所有处定的禅那心为所缘。啊，作为这个禅那心呢非常舒适。非常寂静啊，是有非有没有作意似有非任，很寂静，很殊胜啊，那么你就可以生起非想非非想处定的啊，这种禅那啊，正的非想非非想处定啊。我们大概是这样的过程，那不管是从出场啊，一直到非想非非想注定啊啊，他都要修行五自在啊。所以五自在呢，就是入定自在，出定自在。啊，住定自在、省察自在、转向自在。</w:t>
       </w:r>
     </w:p>
     <w:p>
@@ -7029,7 +7029,7 @@
         <w:rPr>
           <w:b w:val="0"/>
         </w:rPr>
-        <w:t>[01:08:29.340] 那到了我们能够。啊。正得。进行定。啊，你的定力能够到达定心定，那么在转车经里面的角度，你就坐上第二部车啊，因为第一部车就是那个戒啊，戒清净啊。第二部车呢，就是心清净。心清净呢，就是你见证得了净行定近行定的时候，你在进行力的状态里面，你就不会有那些五感。那你有五概率，一定政府的进行率。</w:t>
+        <w:t>[01:08:29.340] 那到了我们能够。啊。正得。进行定。啊，你的定力能够到达定心定，那么在转车经里面的角度，你就坐上第二部车啊，因为第一部车就是那个戒啊，戒清净啊。第二部车呢，就是心清净。心清净呢，就是你证得了近行定的时候，你在进行力的状态里面，你就不会有那些五感。那你有五概率，一定政府的进行率。</w:t>
       </w:r>
     </w:p>
     <w:p>
@@ -7304,7 +7304,7 @@
         <w:rPr>
           <w:b w:val="0"/>
         </w:rPr>
-        <w:t>[00:02:03.720] 那每部经呢，都宣讲了入出息念的十六种专注方式啊，就十六式啊。呃，过去呢，我们有把它翻译成叫十六特胜啊，或者叫十六盛世啊。呃，这个二十部这个洛书西念经呢，从内容上几乎都是一样的，尤其是教法上都是一样的。只是他的说法的地点呢，他的这个单机中啊啊，以及前后的这些啊，这个一些因素啊啊，这个会有一些不同内容，就关于日出系练修习的这个内容哈，全部都是一样的好。比如从一法经到维舍离经哈，它都是宣讲这个这个入数习练的十六种修习方式啊，那只是背景和原起会有些不同而已啊。好，那么这个。</w:t>
+        <w:t>[00:02:03.720] 那每部经呢，都宣讲了入出息念的十六种专注方式啊，就十六式啊。呃，过去呢，我们有把它翻译成叫十六特胜啊，或者叫十六胜行啊。呃，这个二十部这个洛书西念经呢，从内容上几乎都是一样的，尤其是教法上都是一样的。只是他的说法的地点呢，他的这个单机中啊啊，以及前后的这些啊，这个一些因素啊啊，这个会有一些不同内容，就关于日出系练修习的这个内容哈，全部都是一样的好。比如从一法经到维舍离经哈，它都是宣讲这个这个入数习练的十六种修习方式啊，那只是背景和原起会有些不同而已啊。好，那么这个。</w:t>
       </w:r>
     </w:p>
     <w:p>
